--- a/rapports/2026-06-06/EQ21/EQ21_sup_v2/DR_052101000015/78-34-41-71.docx
+++ b/rapports/2026-06-06/EQ21/EQ21_sup_v2/DR_052101000015/78-34-41-71.docx
@@ -297,7 +297,7 @@
           <w:color w:val="1F6FEB"/>
           <w:sz w:val="22"/>
         </w:rPr>
-        <w:t>⚠ INCOHÉRENCES À CORRIGER (52)</w:t>
+        <w:t>⚠ INCOHÉRENCES À CORRIGER (49)</w:t>
       </w:r>
     </w:p>
     <w:tbl>
@@ -968,7 +968,7 @@
                 <w:i w:val="0"/>
                 <w:sz w:val="16"/>
               </w:rPr>
-              <w:t>S02</w:t>
+              <w:t>S03</w:t>
               <w:br/>
             </w:r>
             <w:r>
@@ -978,7 +978,7 @@
                 <w:color w:val="64748B"/>
                 <w:sz w:val="14"/>
               </w:rPr>
-              <w:t>Éducation</w:t>
+              <w:t>Santé</w:t>
             </w:r>
           </w:p>
         </w:tc>
@@ -1025,7 +1025,7 @@
                 <w:i w:val="0"/>
                 <w:sz w:val="17"/>
               </w:rPr>
-              <w:t>Incohérence!!! seulement les écoles privées paient les frais de scolarité (y compris les frais d'inscription).</w:t>
+              <w:t>Avertissement!!! La distance parcourue (De 5 à moins de 10 Km) et le temps (De 15 à moins de 30 mn) donné par FATOU SOW semble incoherent pour accéder au lieu de la consultation.</w:t>
             </w:r>
           </w:p>
         </w:tc>
@@ -1115,7 +1115,7 @@
                 <w:i w:val="0"/>
                 <w:sz w:val="17"/>
               </w:rPr>
-              <w:t>Avertissement!!! La distance parcourue (De 5 à moins de 10 Km) et le temps (De 15 à moins de 30 mn) donné par FATOU SOW semble incoherent pour accéder au lieu de la consultation.</w:t>
+              <w:t>Avertissement!!! La distance parcourue (De 5 à moins de 10 Km) et le temps (De 15 à moins de 30 mn) donné par KADIATOU DIALLO semble incoherent pour accéder au lieu de la consultation.</w:t>
             </w:r>
           </w:p>
         </w:tc>
@@ -1148,7 +1148,7 @@
                 <w:i w:val="0"/>
                 <w:sz w:val="16"/>
               </w:rPr>
-              <w:t>S03</w:t>
+              <w:t>S04</w:t>
               <w:br/>
             </w:r>
             <w:r>
@@ -1158,7 +1158,7 @@
                 <w:color w:val="64748B"/>
                 <w:sz w:val="14"/>
               </w:rPr>
-              <w:t>Santé</w:t>
+              <w:t>Emploi</w:t>
             </w:r>
           </w:p>
         </w:tc>
@@ -1174,7 +1174,7 @@
                 <w:color w:val="16A34A"/>
                 <w:sz w:val="16"/>
               </w:rPr>
-              <w:t>—</w:t>
+              <w:t>s04q46</w:t>
             </w:r>
           </w:p>
         </w:tc>
@@ -1205,7 +1205,7 @@
                 <w:i w:val="0"/>
                 <w:sz w:val="17"/>
               </w:rPr>
-              <w:t>Avertissement!!! La distance parcourue (De 5 à moins de 10 Km) et le temps (De 15 à moins de 30 mn) donné par KADIATOU DIALLO semble incoherent pour accéder au lieu de la consultation.</w:t>
+              <w:t>Incohérence! DJIBY SOW  evolue dans l'agriculture mais est  considéré comme salarié ou stagiaire/apprenti non renuméré, prière de revoir la question s04q46 et corriger.</w:t>
             </w:r>
           </w:p>
         </w:tc>
@@ -1238,7 +1238,7 @@
                 <w:i w:val="0"/>
                 <w:sz w:val="16"/>
               </w:rPr>
-              <w:t>S04</w:t>
+              <w:t>S10</w:t>
               <w:br/>
             </w:r>
             <w:r>
@@ -1248,7 +1248,7 @@
                 <w:color w:val="64748B"/>
                 <w:sz w:val="14"/>
               </w:rPr>
-              <w:t>Emploi</w:t>
+              <w:t>Logement</w:t>
             </w:r>
           </w:p>
         </w:tc>
@@ -1264,7 +1264,7 @@
                 <w:color w:val="16A34A"/>
                 <w:sz w:val="16"/>
               </w:rPr>
-              <w:t>s04q46</w:t>
+              <w:t>S04q10, S04q14</w:t>
             </w:r>
           </w:p>
         </w:tc>
@@ -1295,7 +1295,7 @@
                 <w:i w:val="0"/>
                 <w:sz w:val="17"/>
               </w:rPr>
-              <w:t>Incohérence! DJIBY SOW  evolue dans l'agriculture mais est  considéré comme salarié ou stagiaire/apprenti non renuméré, prière de revoir la question s04q46 et corriger.</w:t>
+              <w:t>Incoherence!! Au moins un membre du ménage a répondu oui à la question S04q10 ou S04q14, alors qu'aucune entreprise non agricole n'est déclarée pour le ménage.</w:t>
             </w:r>
           </w:p>
         </w:tc>
@@ -1328,7 +1328,7 @@
                 <w:i w:val="0"/>
                 <w:sz w:val="16"/>
               </w:rPr>
-              <w:t>S10</w:t>
+              <w:t>S11</w:t>
               <w:br/>
             </w:r>
             <w:r>
@@ -1338,7 +1338,7 @@
                 <w:color w:val="64748B"/>
                 <w:sz w:val="14"/>
               </w:rPr>
-              <w:t>Logement</w:t>
+              <w:t>Logement / cadre de vie</w:t>
             </w:r>
           </w:p>
         </w:tc>
@@ -1354,7 +1354,7 @@
                 <w:color w:val="16A34A"/>
                 <w:sz w:val="16"/>
               </w:rPr>
-              <w:t>S04q10, S04q14</w:t>
+              <w:t>—</w:t>
             </w:r>
           </w:p>
         </w:tc>
@@ -1385,7 +1385,7 @@
                 <w:i w:val="0"/>
                 <w:sz w:val="17"/>
               </w:rPr>
-              <w:t>Incoherence!! Au moins un membre du ménage a répondu oui à la question S04q10 ou S04q14, alors qu'aucune entreprise non agricole n'est déclarée pour le ménage.</w:t>
+              <w:t>Incoherence!! Le ménage a depensé .</w:t>
             </w:r>
           </w:p>
         </w:tc>
@@ -1444,7 +1444,7 @@
                 <w:color w:val="16A34A"/>
                 <w:sz w:val="16"/>
               </w:rPr>
-              <w:t>—</w:t>
+              <w:t>s01q29, s01q31, s04q24, s00q04, s11q21, s09fq03, s09fq011</w:t>
             </w:r>
           </w:p>
         </w:tc>
@@ -1475,7 +1475,7 @@
                 <w:i w:val="0"/>
                 <w:sz w:val="17"/>
               </w:rPr>
-              <w:t>Incoherence!! Le ménage a depensé .</w:t>
+              <w:t>FCFA dans Frais de connexion au réseau de distribution d'eau mais dit ne pas être connecté à un réseau d'eau courante, prière de corriger cette incoherenceAttention!!! Les ménages vivants dans un(e) Maison Basse à TAMBACOUNDA Urbain ont généralement comme principal matériau du toit le/la Tôles, mais celui du ménage de DJIBY SOW (Tuile) diffère de celui-ci.</w:t>
             </w:r>
           </w:p>
         </w:tc>
@@ -1508,7 +1508,7 @@
                 <w:i w:val="0"/>
                 <w:sz w:val="16"/>
               </w:rPr>
-              <w:t>S11</w:t>
+              <w:t>S13</w:t>
               <w:br/>
             </w:r>
             <w:r>
@@ -1518,7 +1518,7 @@
                 <w:color w:val="64748B"/>
                 <w:sz w:val="14"/>
               </w:rPr>
-              <w:t>Logement / cadre de vie</w:t>
+              <w:t>Transferts</w:t>
             </w:r>
           </w:p>
         </w:tc>
@@ -1534,7 +1534,7 @@
                 <w:color w:val="16A34A"/>
                 <w:sz w:val="16"/>
               </w:rPr>
-              <w:t>s01q29, s01q31, s04q24, s00q04, s11q21, s09fq03, s09fq011</w:t>
+              <w:t>s00q27, s01q00a, s01q12, s01q13, s02q04, s03q11, s03q12, s01q01</w:t>
             </w:r>
           </w:p>
         </w:tc>
@@ -1565,7 +1565,7 @@
                 <w:i w:val="0"/>
                 <w:sz w:val="17"/>
               </w:rPr>
-              <w:t>FCFA dans Frais de connexion au réseau de distribution d'eau mais dit ne pas être connecté à un réseau d'eau courante, prière de corriger cette incoherenceAttention!!! Les ménages vivants dans un(e) Maison Basse à TAMBACOUNDA Urbain ont généralement comme principal matériau du toit le/la Tôles, mais celui du ménage de DJIBY SOW (Tuile) diffère de celui-ci.</w:t>
+              <w:t>L'âge du béneficiaire d'argent dans la section 13b (Transfert emis) semble incoherent voir élévé, prière de verifier ou corriger.</w:t>
             </w:r>
           </w:p>
         </w:tc>
@@ -1580,10 +1580,10 @@
               <w:rPr>
                 <w:b/>
                 <w:i w:val="0"/>
-                <w:color w:val="DC2626"/>
+                <w:color w:val="EA580C"/>
                 <w:sz w:val="16"/>
               </w:rPr>
-              <w:t>Haute</w:t>
+              <w:t>Moyenne</w:t>
             </w:r>
           </w:p>
         </w:tc>
@@ -1598,7 +1598,7 @@
                 <w:i w:val="0"/>
                 <w:sz w:val="16"/>
               </w:rPr>
-              <w:t>S13</w:t>
+              <w:t>S00</w:t>
               <w:br/>
             </w:r>
             <w:r>
@@ -1608,7 +1608,7 @@
                 <w:color w:val="64748B"/>
                 <w:sz w:val="14"/>
               </w:rPr>
-              <w:t>Transferts</w:t>
+              <w:t>Identification</w:t>
             </w:r>
           </w:p>
         </w:tc>
@@ -1624,7 +1624,7 @@
                 <w:color w:val="16A34A"/>
                 <w:sz w:val="16"/>
               </w:rPr>
-              <w:t>s00q27, s01q00a, s01q12, s01q13, s02q04, s03q11, s03q12, s01q01</w:t>
+              <w:t>—</w:t>
             </w:r>
           </w:p>
         </w:tc>
@@ -1655,7 +1655,7 @@
                 <w:i w:val="0"/>
                 <w:sz w:val="17"/>
               </w:rPr>
-              <w:t>L'âge du béneficiaire d'argent dans la section 13b (Transfert emis) semble incoherent voir élévé, prière de verifier ou corriger.</w:t>
+              <w:t>Il est obligatoire de prendre les coordonnées Gps avant d'administrer le questionnaire.</w:t>
             </w:r>
           </w:p>
         </w:tc>
@@ -1745,7 +1745,7 @@
                 <w:i w:val="0"/>
                 <w:sz w:val="17"/>
               </w:rPr>
-              <w:t>Il est obligatoire de prendre les coordonnées Gps avant d'administrer le questionnaire.</w:t>
+              <w:t>Prière de prendre les coordonnées GPS.</w:t>
             </w:r>
           </w:p>
         </w:tc>
@@ -1804,7 +1804,7 @@
                 <w:color w:val="16A34A"/>
                 <w:sz w:val="16"/>
               </w:rPr>
-              <w:t>—</w:t>
+              <w:t>s00q12a, s00q12b</w:t>
             </w:r>
           </w:p>
         </w:tc>
@@ -1835,7 +1835,7 @@
                 <w:i w:val="0"/>
                 <w:sz w:val="17"/>
               </w:rPr>
-              <w:t>Prière de prendre les coordonnées GPS.</w:t>
+              <w:t>Attention! Veillez bien renseigner le deuxième numero du chef de ménage(0.12b).</w:t>
             </w:r>
           </w:p>
         </w:tc>
@@ -1868,7 +1868,7 @@
                 <w:i w:val="0"/>
                 <w:sz w:val="16"/>
               </w:rPr>
-              <w:t>S00</w:t>
+              <w:t>S01</w:t>
               <w:br/>
             </w:r>
             <w:r>
@@ -1878,7 +1878,7 @@
                 <w:color w:val="64748B"/>
                 <w:sz w:val="14"/>
               </w:rPr>
-              <w:t>Identification</w:t>
+              <w:t>Démographie</w:t>
             </w:r>
           </w:p>
         </w:tc>
@@ -1894,7 +1894,7 @@
                 <w:color w:val="16A34A"/>
                 <w:sz w:val="16"/>
               </w:rPr>
-              <w:t>s00q12a, s00q12b</w:t>
+              <w:t>s00q28, s01q28, s01q29, s01q30, s01q00b</w:t>
             </w:r>
           </w:p>
         </w:tc>
@@ -1925,7 +1925,7 @@
                 <w:i w:val="0"/>
                 <w:sz w:val="17"/>
               </w:rPr>
-              <w:t>Attention! Veillez bien renseigner le deuxième numero du chef de ménage(0.12b).</w:t>
+              <w:t>Les catégories socioprofessionnelles du père biologique de  FATOU SOW  ne sont pas coherentes, prière de corriger.</w:t>
             </w:r>
           </w:p>
         </w:tc>
@@ -1984,7 +1984,7 @@
                 <w:color w:val="16A34A"/>
                 <w:sz w:val="16"/>
               </w:rPr>
-              <w:t>s00q28, s01q28, s01q29, s01q30, s01q00b</w:t>
+              <w:t>—</w:t>
             </w:r>
           </w:p>
         </w:tc>
@@ -2015,7 +2015,7 @@
                 <w:i w:val="0"/>
                 <w:sz w:val="17"/>
               </w:rPr>
-              <w:t>Les catégories socioprofessionnelles du père biologique de  FATOU SOW  ne sont pas coherentes, prière de corriger.</w:t>
+              <w:t>Prière de verifier l'information donnée par FATOU SOW ou corriger au niveau de la section 1.</w:t>
             </w:r>
           </w:p>
         </w:tc>
@@ -2074,7 +2074,7 @@
                 <w:color w:val="16A34A"/>
                 <w:sz w:val="16"/>
               </w:rPr>
-              <w:t>—</w:t>
+              <w:t>s00q28, s01q28, s01q29, s01q30, s01q00b</w:t>
             </w:r>
           </w:p>
         </w:tc>
@@ -2105,7 +2105,7 @@
                 <w:i w:val="0"/>
                 <w:sz w:val="17"/>
               </w:rPr>
-              <w:t>Prière de verifier l'information donnée par FATOU SOW ou corriger au niveau de la section 1.</w:t>
+              <w:t>Les catégories socioprofessionnelles du père biologique de  MAÏMOUNA SOW  ne sont pas coherentes, prière de corriger.</w:t>
             </w:r>
           </w:p>
         </w:tc>
@@ -2164,7 +2164,7 @@
                 <w:color w:val="16A34A"/>
                 <w:sz w:val="16"/>
               </w:rPr>
-              <w:t>s00q28, s01q28, s01q29, s01q30, s01q00b</w:t>
+              <w:t>—</w:t>
             </w:r>
           </w:p>
         </w:tc>
@@ -2195,7 +2195,7 @@
                 <w:i w:val="0"/>
                 <w:sz w:val="17"/>
               </w:rPr>
-              <w:t>Les catégories socioprofessionnelles du père biologique de  MAÏMOUNA SOW  ne sont pas coherentes, prière de corriger.</w:t>
+              <w:t>Prière de verifier l'information donnée par MAÏMOUNA SOW ou corriger au niveau de la section 1.</w:t>
             </w:r>
           </w:p>
         </w:tc>
@@ -2254,7 +2254,7 @@
                 <w:color w:val="16A34A"/>
                 <w:sz w:val="16"/>
               </w:rPr>
-              <w:t>—</w:t>
+              <w:t>s00q28, s01q28, s01q29, s01q30, s01q00b</w:t>
             </w:r>
           </w:p>
         </w:tc>
@@ -2285,7 +2285,7 @@
                 <w:i w:val="0"/>
                 <w:sz w:val="17"/>
               </w:rPr>
-              <w:t>Prière de verifier l'information donnée par MAÏMOUNA SOW ou corriger au niveau de la section 1.</w:t>
+              <w:t>Les catégories socioprofessionnelles du père biologique de  OUSMANE SOW  ne sont pas coherentes, prière de corriger.</w:t>
             </w:r>
           </w:p>
         </w:tc>
@@ -2344,7 +2344,7 @@
                 <w:color w:val="16A34A"/>
                 <w:sz w:val="16"/>
               </w:rPr>
-              <w:t>s00q28, s01q28, s01q29, s01q30, s01q00b</w:t>
+              <w:t>—</w:t>
             </w:r>
           </w:p>
         </w:tc>
@@ -2375,277 +2375,7 @@
                 <w:i w:val="0"/>
                 <w:sz w:val="17"/>
               </w:rPr>
-              <w:t>Les catégories socioprofessionnelles du père biologique de  OUSMANE SOW  ne sont pas coherentes, prière de corriger.</w:t>
-            </w:r>
-          </w:p>
-        </w:tc>
-      </w:tr>
-      <w:tr>
-        <w:tc>
-          <w:tcPr>
-            <w:tcW w:type="dxa" w:w="964"/>
-          </w:tcPr>
-          <w:p>
-            <w:r>
-              <w:rPr>
-                <w:b/>
-                <w:i w:val="0"/>
-                <w:color w:val="EA580C"/>
-                <w:sz w:val="16"/>
-              </w:rPr>
-              <w:t>Moyenne</w:t>
-            </w:r>
-          </w:p>
-        </w:tc>
-        <w:tc>
-          <w:tcPr>
-            <w:tcW w:type="dxa" w:w="1247"/>
-          </w:tcPr>
-          <w:p>
-            <w:r>
-              <w:rPr>
-                <w:b/>
-                <w:i w:val="0"/>
-                <w:sz w:val="16"/>
-              </w:rPr>
-              <w:t>S01</w:t>
-              <w:br/>
-            </w:r>
-            <w:r>
-              <w:rPr>
-                <w:b w:val="0"/>
-                <w:i w:val="0"/>
-                <w:color w:val="64748B"/>
-                <w:sz w:val="14"/>
-              </w:rPr>
-              <w:t>Démographie</w:t>
-            </w:r>
-          </w:p>
-        </w:tc>
-        <w:tc>
-          <w:tcPr>
-            <w:tcW w:type="dxa" w:w="1531"/>
-          </w:tcPr>
-          <w:p>
-            <w:r>
-              <w:rPr>
-                <w:b/>
-                <w:i w:val="0"/>
-                <w:color w:val="16A34A"/>
-                <w:sz w:val="16"/>
-              </w:rPr>
-              <w:t>—</w:t>
-            </w:r>
-          </w:p>
-        </w:tc>
-        <w:tc>
-          <w:tcPr>
-            <w:tcW w:type="dxa" w:w="1191"/>
-          </w:tcPr>
-          <w:p>
-            <w:r>
-              <w:rPr>
-                <w:b w:val="0"/>
-                <w:i w:val="0"/>
-                <w:color w:val="64748B"/>
-                <w:sz w:val="16"/>
-              </w:rPr>
-              <w:t>GT-CQ</w:t>
-            </w:r>
-          </w:p>
-        </w:tc>
-        <w:tc>
-          <w:tcPr>
-            <w:tcW w:type="dxa" w:w="4706"/>
-          </w:tcPr>
-          <w:p>
-            <w:r>
-              <w:rPr>
-                <w:b w:val="0"/>
-                <w:i w:val="0"/>
-                <w:sz w:val="17"/>
-              </w:rPr>
               <w:t>Prière de verifier l'information donnée par OUSMANE SOW ou corriger au niveau de la section 1.</w:t>
-            </w:r>
-          </w:p>
-        </w:tc>
-      </w:tr>
-      <w:tr>
-        <w:tc>
-          <w:tcPr>
-            <w:tcW w:type="dxa" w:w="964"/>
-          </w:tcPr>
-          <w:p>
-            <w:r>
-              <w:rPr>
-                <w:b/>
-                <w:i w:val="0"/>
-                <w:color w:val="EA580C"/>
-                <w:sz w:val="16"/>
-              </w:rPr>
-              <w:t>Moyenne</w:t>
-            </w:r>
-          </w:p>
-        </w:tc>
-        <w:tc>
-          <w:tcPr>
-            <w:tcW w:type="dxa" w:w="1247"/>
-          </w:tcPr>
-          <w:p>
-            <w:r>
-              <w:rPr>
-                <w:b/>
-                <w:i w:val="0"/>
-                <w:sz w:val="16"/>
-              </w:rPr>
-              <w:t>S01</w:t>
-              <w:br/>
-            </w:r>
-            <w:r>
-              <w:rPr>
-                <w:b w:val="0"/>
-                <w:i w:val="0"/>
-                <w:color w:val="64748B"/>
-                <w:sz w:val="14"/>
-              </w:rPr>
-              <w:t>Démographie</w:t>
-            </w:r>
-          </w:p>
-        </w:tc>
-        <w:tc>
-          <w:tcPr>
-            <w:tcW w:type="dxa" w:w="1531"/>
-          </w:tcPr>
-          <w:p>
-            <w:r>
-              <w:rPr>
-                <w:b/>
-                <w:i w:val="0"/>
-                <w:color w:val="16A34A"/>
-                <w:sz w:val="16"/>
-              </w:rPr>
-              <w:t>s00q27, s01q03a, s01q03b, s01q03c, s01q00b</w:t>
-            </w:r>
-          </w:p>
-        </w:tc>
-        <w:tc>
-          <w:tcPr>
-            <w:tcW w:type="dxa" w:w="1191"/>
-          </w:tcPr>
-          <w:p>
-            <w:r>
-              <w:rPr>
-                <w:b w:val="0"/>
-                <w:i w:val="0"/>
-                <w:color w:val="64748B"/>
-                <w:sz w:val="16"/>
-              </w:rPr>
-              <w:t>GT-CQ</w:t>
-            </w:r>
-          </w:p>
-        </w:tc>
-        <w:tc>
-          <w:tcPr>
-            <w:tcW w:type="dxa" w:w="4706"/>
-          </w:tcPr>
-          <w:p>
-            <w:r>
-              <w:rPr>
-                <w:b w:val="0"/>
-                <w:i w:val="0"/>
-                <w:sz w:val="17"/>
-              </w:rPr>
-              <w:t>Les informations sur l'acte de naissance (ni Jours, ni mois et ni années) de  KADIATOU DIALLO  manquent, s'il vous plait pouvez-vous fournir d'effort pour avoir ces informations.</w:t>
-            </w:r>
-          </w:p>
-        </w:tc>
-      </w:tr>
-      <w:tr>
-        <w:tc>
-          <w:tcPr>
-            <w:tcW w:type="dxa" w:w="964"/>
-          </w:tcPr>
-          <w:p>
-            <w:r>
-              <w:rPr>
-                <w:b/>
-                <w:i w:val="0"/>
-                <w:color w:val="EA580C"/>
-                <w:sz w:val="16"/>
-              </w:rPr>
-              <w:t>Moyenne</w:t>
-            </w:r>
-          </w:p>
-        </w:tc>
-        <w:tc>
-          <w:tcPr>
-            <w:tcW w:type="dxa" w:w="1247"/>
-          </w:tcPr>
-          <w:p>
-            <w:r>
-              <w:rPr>
-                <w:b/>
-                <w:i w:val="0"/>
-                <w:sz w:val="16"/>
-              </w:rPr>
-              <w:t>S02</w:t>
-              <w:br/>
-            </w:r>
-            <w:r>
-              <w:rPr>
-                <w:b w:val="0"/>
-                <w:i w:val="0"/>
-                <w:color w:val="64748B"/>
-                <w:sz w:val="14"/>
-              </w:rPr>
-              <w:t>Éducation</w:t>
-            </w:r>
-          </w:p>
-        </w:tc>
-        <w:tc>
-          <w:tcPr>
-            <w:tcW w:type="dxa" w:w="1531"/>
-          </w:tcPr>
-          <w:p>
-            <w:r>
-              <w:rPr>
-                <w:b/>
-                <w:i w:val="0"/>
-                <w:color w:val="16A34A"/>
-                <w:sz w:val="16"/>
-              </w:rPr>
-              <w:t>—</w:t>
-            </w:r>
-          </w:p>
-        </w:tc>
-        <w:tc>
-          <w:tcPr>
-            <w:tcW w:type="dxa" w:w="1191"/>
-          </w:tcPr>
-          <w:p>
-            <w:r>
-              <w:rPr>
-                <w:b w:val="0"/>
-                <w:i w:val="0"/>
-                <w:color w:val="64748B"/>
-                <w:sz w:val="16"/>
-              </w:rPr>
-              <w:t>GT-CQ</w:t>
-            </w:r>
-          </w:p>
-        </w:tc>
-        <w:tc>
-          <w:tcPr>
-            <w:tcW w:type="dxa" w:w="4706"/>
-          </w:tcPr>
-          <w:p>
-            <w:r>
-              <w:rPr>
-                <w:b w:val="0"/>
-                <w:i w:val="0"/>
-                <w:sz w:val="17"/>
-              </w:rPr>
-              <w:t>veuillez, s'il vous plait, confirmer les frais de scolarité ( 3000 FCFA) payée de MAÏMOUNA SOW avec le QG ou apporter les corrections nécessaires.</w:t>
             </w:r>
           </w:p>
         </w:tc>
